--- a/Meeting Reports/Meeting Report- Week 1.docx
+++ b/Meeting Reports/Meeting Report- Week 1.docx
@@ -1086,6 +1086,182 @@
           <w:sz w:val="22"/>
           <w:lang w:val="en-DE"/>
         </w:rPr>
+        <w:t xml:space="preserve"> - </w:t>
+      </w:r>
+      <w:r>
+        <w:rPr>
+          <w:rFonts w:ascii="Arial" w:hAnsi="Arial"/>
+          <w:sz w:val="22"/>
+          <w:lang w:val="en-DE"/>
+        </w:rPr>
+        <w:t>Deciding the topic of the project</w:t>
+      </w:r>
+      <w:r>
+        <w:rPr>
+          <w:rFonts w:ascii="Arial" w:hAnsi="Arial"/>
+          <w:sz w:val="22"/>
+          <w:lang w:val="en-DE"/>
+        </w:rPr>
+        <w:t>; General requirements (Non-functional)</w:t>
+      </w:r>
+    </w:p>
+    <w:p>
+      <w:pPr>
+        <w:rPr>
+          <w:rFonts w:ascii="Arial" w:hAnsi="Arial"/>
+          <w:sz w:val="22"/>
+          <w:lang w:val="en-DE"/>
+        </w:rPr>
+      </w:pPr>
+    </w:p>
+    <w:p>
+      <w:pPr>
+        <w:rPr>
+          <w:rFonts w:ascii="Arial" w:hAnsi="Arial"/>
+          <w:sz w:val="22"/>
+          <w:lang w:val="en-DE"/>
+        </w:rPr>
+      </w:pPr>
+      <w:proofErr w:type="spellStart"/>
+      <w:r>
+        <w:rPr>
+          <w:rFonts w:ascii="Arial" w:hAnsi="Arial"/>
+          <w:b/>
+          <w:sz w:val="22"/>
+          <w:lang w:val="en-DE"/>
+        </w:rPr>
+        <w:t>Desard</w:t>
+      </w:r>
+      <w:proofErr w:type="spellEnd"/>
+      <w:r>
+        <w:rPr>
+          <w:rFonts w:ascii="Arial" w:hAnsi="Arial"/>
+          <w:b/>
+          <w:sz w:val="22"/>
+          <w:lang w:val="en-DE"/>
+        </w:rPr>
+        <w:t xml:space="preserve"> </w:t>
+      </w:r>
+      <w:proofErr w:type="spellStart"/>
+      <w:r>
+        <w:rPr>
+          <w:rFonts w:ascii="Arial" w:hAnsi="Arial"/>
+          <w:b/>
+          <w:sz w:val="22"/>
+          <w:lang w:val="en-DE"/>
+        </w:rPr>
+        <w:t>Lybeshari</w:t>
+      </w:r>
+      <w:proofErr w:type="spellEnd"/>
+      <w:r>
+        <w:rPr>
+          <w:rFonts w:ascii="Arial" w:hAnsi="Arial"/>
+          <w:b/>
+          <w:sz w:val="22"/>
+          <w:lang w:val="en-DE"/>
+        </w:rPr>
+        <w:t xml:space="preserve"> </w:t>
+      </w:r>
+      <w:r>
+        <w:rPr>
+          <w:rFonts w:ascii="Arial" w:hAnsi="Arial"/>
+          <w:b/>
+          <w:sz w:val="22"/>
+          <w:lang w:val="en-DE"/>
+        </w:rPr>
+        <w:t>-</w:t>
+      </w:r>
+      <w:r>
+        <w:rPr>
+          <w:rFonts w:ascii="Arial" w:hAnsi="Arial"/>
+          <w:b/>
+          <w:sz w:val="22"/>
+          <w:lang w:val="en-DE"/>
+        </w:rPr>
+        <w:t xml:space="preserve"> </w:t>
+      </w:r>
+      <w:r>
+        <w:rPr>
+          <w:rFonts w:ascii="Arial" w:hAnsi="Arial"/>
+          <w:sz w:val="22"/>
+          <w:lang w:val="en-DE"/>
+        </w:rPr>
+        <w:t>Describing the aim of the sys</w:t>
+      </w:r>
+      <w:proofErr w:type="spellStart"/>
+      <w:r>
+        <w:rPr>
+          <w:rFonts w:ascii="Arial" w:hAnsi="Arial"/>
+          <w:sz w:val="22"/>
+          <w:lang w:val="en-DE"/>
+        </w:rPr>
+        <w:t>tem</w:t>
+      </w:r>
+      <w:proofErr w:type="spellEnd"/>
+      <w:r>
+        <w:rPr>
+          <w:rFonts w:ascii="Arial" w:hAnsi="Arial"/>
+          <w:sz w:val="22"/>
+          <w:lang w:val="en-DE"/>
+        </w:rPr>
+        <w:t>; Scope of system</w:t>
+      </w:r>
+    </w:p>
+    <w:p>
+      <w:pPr>
+        <w:rPr>
+          <w:rFonts w:ascii="Arial" w:hAnsi="Arial"/>
+          <w:sz w:val="22"/>
+          <w:lang w:val="en-DE"/>
+        </w:rPr>
+      </w:pPr>
+    </w:p>
+    <w:p>
+      <w:pPr>
+        <w:rPr>
+          <w:rFonts w:ascii="Arial" w:hAnsi="Arial"/>
+          <w:sz w:val="22"/>
+          <w:lang w:val="en-DE"/>
+        </w:rPr>
+      </w:pPr>
+      <w:proofErr w:type="spellStart"/>
+      <w:r>
+        <w:rPr>
+          <w:rFonts w:ascii="Arial" w:hAnsi="Arial"/>
+          <w:b/>
+          <w:sz w:val="22"/>
+          <w:lang w:val="en-DE"/>
+        </w:rPr>
+        <w:t>Ledio</w:t>
+      </w:r>
+      <w:proofErr w:type="spellEnd"/>
+      <w:r>
+        <w:rPr>
+          <w:rFonts w:ascii="Arial" w:hAnsi="Arial"/>
+          <w:b/>
+          <w:sz w:val="22"/>
+          <w:lang w:val="en-DE"/>
+        </w:rPr>
+        <w:t xml:space="preserve"> </w:t>
+      </w:r>
+      <w:proofErr w:type="spellStart"/>
+      <w:r>
+        <w:rPr>
+          <w:rFonts w:ascii="Arial" w:hAnsi="Arial"/>
+          <w:b/>
+          <w:sz w:val="22"/>
+          <w:lang w:val="en-DE"/>
+        </w:rPr>
+        <w:t>Tafciu</w:t>
+      </w:r>
+      <w:proofErr w:type="spellEnd"/>
+      <w:r>
+        <w:rPr>
+          <w:rFonts w:ascii="Arial" w:hAnsi="Arial"/>
+          <w:b/>
+          <w:sz w:val="22"/>
+          <w:lang w:val="en-DE"/>
+        </w:rPr>
         <w:t xml:space="preserve">, Anisa </w:t>
       </w:r>
       <w:proofErr w:type="spellStart"/>
@@ -1102,10 +1278,28 @@
       <w:r>
         <w:rPr>
           <w:rFonts w:ascii="Arial" w:hAnsi="Arial"/>
-          <w:sz w:val="22"/>
-          <w:lang w:val="en-DE"/>
-        </w:rPr>
-        <w:t>- Deciding the topic of the project</w:t>
+          <w:b/>
+          <w:sz w:val="22"/>
+          <w:lang w:val="en-DE"/>
+        </w:rPr>
+        <w:t xml:space="preserve"> – </w:t>
+      </w:r>
+      <w:r>
+        <w:rPr>
+          <w:rFonts w:ascii="Arial" w:hAnsi="Arial"/>
+          <w:sz w:val="22"/>
+          <w:lang w:val="en-DE"/>
+        </w:rPr>
+        <w:t>Levels of actors.</w:t>
+      </w:r>
+      <w:r>
+        <w:rPr>
+          <w:rFonts w:ascii="Arial" w:hAnsi="Arial"/>
+          <w:b/>
+          <w:sz w:val="22"/>
+          <w:lang w:val="en-DE"/>
+        </w:rPr>
+        <w:t xml:space="preserve"> </w:t>
       </w:r>
     </w:p>
     <w:p>
@@ -1143,7 +1337,50 @@
           <w:sz w:val="22"/>
           <w:lang w:val="en-DE"/>
         </w:rPr>
-        <w:t xml:space="preserve"> Toto, </w:t>
+        <w:t xml:space="preserve"> Toto – </w:t>
+      </w:r>
+      <w:r>
+        <w:rPr>
+          <w:rFonts w:ascii="Arial" w:hAnsi="Arial"/>
+          <w:sz w:val="22"/>
+          <w:lang w:val="en-DE"/>
+        </w:rPr>
+        <w:t>General Requirements (Functional)</w:t>
+      </w:r>
+    </w:p>
+    <w:p>
+      <w:pPr>
+        <w:rPr>
+          <w:rFonts w:ascii="Arial" w:hAnsi="Arial"/>
+          <w:sz w:val="22"/>
+          <w:lang w:val="en-DE"/>
+        </w:rPr>
+      </w:pPr>
+    </w:p>
+    <w:p>
+      <w:pPr>
+        <w:rPr>
+          <w:rFonts w:ascii="Arial" w:hAnsi="Arial"/>
+          <w:sz w:val="22"/>
+          <w:lang w:val="en-DE"/>
+        </w:rPr>
+      </w:pPr>
+      <w:r>
+        <w:rPr>
+          <w:rFonts w:ascii="Arial" w:hAnsi="Arial"/>
+          <w:b/>
+          <w:sz w:val="22"/>
+          <w:lang w:val="en-DE"/>
+        </w:rPr>
+        <w:t xml:space="preserve">Matias Bali – </w:t>
+      </w:r>
+      <w:r>
+        <w:rPr>
+          <w:rFonts w:ascii="Arial" w:hAnsi="Arial"/>
+          <w:sz w:val="22"/>
+          <w:lang w:val="en-DE"/>
+        </w:rPr>
+        <w:t xml:space="preserve">Assumptions and Constraints          </w:t>
       </w:r>
       <w:proofErr w:type="spellStart"/>
       <w:r>
@@ -1153,7 +1390,7 @@
           <w:sz w:val="22"/>
           <w:lang w:val="en-DE"/>
         </w:rPr>
-        <w:t>Desard</w:t>
+        <w:t>Ornelt</w:t>
       </w:r>
       <w:proofErr w:type="spellEnd"/>
       <w:r>
@@ -1173,7 +1410,7 @@
           <w:sz w:val="22"/>
           <w:lang w:val="en-DE"/>
         </w:rPr>
-        <w:t>Lybeshari</w:t>
+        <w:t>Lemellari</w:t>
       </w:r>
       <w:proofErr w:type="spellEnd"/>
       <w:r>
@@ -1183,149 +1420,16 @@
           <w:sz w:val="22"/>
           <w:lang w:val="en-DE"/>
         </w:rPr>
-        <w:t>-</w:t>
-      </w:r>
-      <w:r>
-        <w:rPr>
-          <w:rFonts w:ascii="Arial" w:hAnsi="Arial"/>
-          <w:sz w:val="22"/>
-          <w:lang w:val="en-DE"/>
-        </w:rPr>
-        <w:t>Describing the aim of the system and some user levels.</w:t>
-      </w:r>
-    </w:p>
-    <w:p>
-      <w:pPr>
-        <w:rPr>
-          <w:rFonts w:ascii="Arial" w:hAnsi="Arial"/>
-          <w:sz w:val="22"/>
-          <w:lang w:val="en-DE"/>
-        </w:rPr>
-      </w:pPr>
-    </w:p>
-    <w:p>
-      <w:pPr>
-        <w:rPr>
-          <w:rFonts w:ascii="Arial" w:hAnsi="Arial"/>
-          <w:sz w:val="22"/>
-          <w:lang w:val="en-DE"/>
-        </w:rPr>
-      </w:pPr>
-      <w:proofErr w:type="spellStart"/>
-      <w:r>
-        <w:rPr>
-          <w:rFonts w:ascii="Arial" w:hAnsi="Arial"/>
-          <w:b/>
-          <w:sz w:val="22"/>
-          <w:lang w:val="en-DE"/>
-        </w:rPr>
-        <w:t>Ledio</w:t>
-      </w:r>
-      <w:proofErr w:type="spellEnd"/>
-      <w:r>
-        <w:rPr>
-          <w:rFonts w:ascii="Arial" w:hAnsi="Arial"/>
-          <w:b/>
-          <w:sz w:val="22"/>
-          <w:lang w:val="en-DE"/>
-        </w:rPr>
-        <w:t xml:space="preserve"> </w:t>
-      </w:r>
-      <w:proofErr w:type="spellStart"/>
-      <w:r>
-        <w:rPr>
-          <w:rFonts w:ascii="Arial" w:hAnsi="Arial"/>
-          <w:b/>
-          <w:sz w:val="22"/>
-          <w:lang w:val="en-DE"/>
-        </w:rPr>
-        <w:t>Tafciu</w:t>
-      </w:r>
-      <w:proofErr w:type="spellEnd"/>
-      <w:r>
-        <w:rPr>
-          <w:rFonts w:ascii="Arial" w:hAnsi="Arial"/>
-          <w:b/>
-          <w:sz w:val="22"/>
-          <w:lang w:val="en-DE"/>
-        </w:rPr>
-        <w:t xml:space="preserve">, </w:t>
-      </w:r>
-      <w:proofErr w:type="spellStart"/>
-      <w:r>
-        <w:rPr>
-          <w:rFonts w:ascii="Arial" w:hAnsi="Arial"/>
-          <w:b/>
-          <w:sz w:val="22"/>
-          <w:lang w:val="en-DE"/>
-        </w:rPr>
-        <w:t>Ornest</w:t>
-      </w:r>
-      <w:proofErr w:type="spellEnd"/>
-      <w:r>
-        <w:rPr>
-          <w:rFonts w:ascii="Arial" w:hAnsi="Arial"/>
-          <w:b/>
-          <w:sz w:val="22"/>
-          <w:lang w:val="en-DE"/>
-        </w:rPr>
-        <w:t xml:space="preserve"> </w:t>
-      </w:r>
-      <w:proofErr w:type="spellStart"/>
-      <w:r>
-        <w:rPr>
-          <w:rFonts w:ascii="Arial" w:hAnsi="Arial"/>
-          <w:b/>
-          <w:sz w:val="22"/>
-          <w:lang w:val="en-DE"/>
-        </w:rPr>
-        <w:t>Lemellari</w:t>
-      </w:r>
-      <w:proofErr w:type="spellEnd"/>
-      <w:r>
-        <w:rPr>
-          <w:rFonts w:ascii="Arial" w:hAnsi="Arial"/>
-          <w:b/>
-          <w:sz w:val="22"/>
-          <w:lang w:val="en-DE"/>
-        </w:rPr>
-        <w:t>, Matias Bali-</w:t>
-      </w:r>
-      <w:r>
-        <w:rPr>
-          <w:rFonts w:ascii="Arial" w:hAnsi="Arial"/>
-          <w:sz w:val="22"/>
-          <w:lang w:val="en-DE"/>
-        </w:rPr>
-        <w:t xml:space="preserve"> Finishing the part of user levels and describing the general requirements.</w:t>
-      </w:r>
-    </w:p>
-    <w:p>
-      <w:pPr>
-        <w:rPr>
-          <w:rFonts w:ascii="Arial" w:hAnsi="Arial"/>
-          <w:sz w:val="22"/>
-          <w:lang w:val="en-DE"/>
-        </w:rPr>
-      </w:pPr>
-    </w:p>
-    <w:p>
-      <w:pPr>
-        <w:rPr>
-          <w:rFonts w:ascii="Arial" w:hAnsi="Arial"/>
-          <w:sz w:val="22"/>
-          <w:lang w:val="en-DE"/>
-        </w:rPr>
-      </w:pPr>
-    </w:p>
-    <w:p>
-      <w:pPr>
-        <w:rPr>
-          <w:rFonts w:ascii="Arial" w:hAnsi="Arial"/>
-          <w:sz w:val="22"/>
-          <w:lang w:val="en-DE"/>
-        </w:rPr>
-      </w:pPr>
+        <w:t xml:space="preserve"> – </w:t>
+      </w:r>
+      <w:r>
+        <w:rPr>
+          <w:rFonts w:ascii="Arial" w:hAnsi="Arial"/>
+          <w:sz w:val="22"/>
+          <w:lang w:val="en-DE"/>
+        </w:rPr>
+        <w:t>System Overview</w:t>
+      </w:r>
     </w:p>
     <w:p>
       <w:pPr>
@@ -1345,38 +1449,47 @@
           <w:u w:val="single"/>
         </w:rPr>
         <w:lastRenderedPageBreak/>
-        <w:t>Time, Place, and Agenda for Next Meeting:</w:t>
-      </w:r>
-      <w:r>
-        <w:rPr>
-          <w:rFonts w:ascii="Arial" w:hAnsi="Arial"/>
-          <w:b/>
-          <w:sz w:val="22"/>
-          <w:u w:val="single"/>
-          <w:lang w:val="en-DE"/>
-        </w:rPr>
-        <w:t xml:space="preserve"> </w:t>
-      </w:r>
-    </w:p>
-    <w:p>
-      <w:pPr>
-        <w:rPr>
-          <w:rFonts w:ascii="Arial" w:hAnsi="Arial"/>
-          <w:sz w:val="22"/>
-          <w:lang w:val="en-DE"/>
-        </w:rPr>
-      </w:pPr>
-    </w:p>
-    <w:p>
-      <w:pPr>
-        <w:rPr>
-          <w:rFonts w:ascii="Arial" w:hAnsi="Arial"/>
-          <w:sz w:val="22"/>
-          <w:lang w:val="en-DE"/>
-        </w:rPr>
-      </w:pPr>
+        <w:t>T</w:t>
+      </w:r>
       <w:bookmarkStart w:id="0" w:name="_GoBack"/>
       <w:bookmarkEnd w:id="0"/>
+      <w:r>
+        <w:rPr>
+          <w:rFonts w:ascii="Arial" w:hAnsi="Arial"/>
+          <w:b/>
+          <w:sz w:val="22"/>
+          <w:u w:val="single"/>
+        </w:rPr>
+        <w:t>ime, Place, and Agenda for Next Meeting:</w:t>
+      </w:r>
+      <w:r>
+        <w:rPr>
+          <w:rFonts w:ascii="Arial" w:hAnsi="Arial"/>
+          <w:b/>
+          <w:sz w:val="22"/>
+          <w:u w:val="single"/>
+          <w:lang w:val="en-DE"/>
+        </w:rPr>
+        <w:t xml:space="preserve"> </w:t>
+      </w:r>
+    </w:p>
+    <w:p>
+      <w:pPr>
+        <w:rPr>
+          <w:rFonts w:ascii="Arial" w:hAnsi="Arial"/>
+          <w:sz w:val="22"/>
+          <w:lang w:val="en-DE"/>
+        </w:rPr>
+      </w:pPr>
+    </w:p>
+    <w:p>
+      <w:pPr>
+        <w:rPr>
+          <w:rFonts w:ascii="Arial" w:hAnsi="Arial"/>
+          <w:sz w:val="22"/>
+          <w:lang w:val="en-DE"/>
+        </w:rPr>
+      </w:pPr>
       <w:r>
         <w:rPr>
           <w:rFonts w:ascii="Arial" w:hAnsi="Arial"/>
